--- a/xu_ly_tin_hieu_so/K23DTCN614-Phạm Duy Thuận-Bài cuối kỳ xử lý tín hiệu số.docx
+++ b/xu_ly_tin_hieu_so/K23DTCN614-Phạm Duy Thuận-Bài cuối kỳ xử lý tín hiệu số.docx
@@ -143,7 +143,7 @@
       </w:r>
       <w:r>
         <w:rPr>
-          <w:b/>
+          <w:bCs/>
           <w:lang w:val="vi-VN"/>
         </w:rPr>
         <w:t>D23TXCN13-K</w:t>
@@ -531,6 +531,90 @@
               </w:rPr>
             </w:pPr>
           </w:p>
+          <w:p>
+            <w:pPr>
+              <w:pStyle w:val="ListParagraph"/>
+              <w:ind w:left="0"/>
+              <w:jc w:val="center"/>
+              <w:rPr>
+                <w:b/>
+                <w:bCs/>
+                <w:lang w:val="en-GB"/>
+              </w:rPr>
+            </w:pPr>
+            <w:r>
+              <w:rPr>
+                <w:noProof/>
+              </w:rPr>
+              <w:drawing>
+                <wp:inline distT="0" distB="0" distL="0" distR="0" wp14:anchorId="434E5D63" wp14:editId="3061682C">
+                  <wp:extent cx="1209675" cy="590550"/>
+                  <wp:effectExtent l="0" t="0" r="9525" b="0"/>
+                  <wp:docPr id="1739605825" name="Picture 1"/>
+                  <wp:cNvGraphicFramePr>
+                    <a:graphicFrameLocks xmlns:a="http://schemas.openxmlformats.org/drawingml/2006/main" noChangeAspect="1"/>
+                  </wp:cNvGraphicFramePr>
+                  <a:graphic xmlns:a="http://schemas.openxmlformats.org/drawingml/2006/main">
+                    <a:graphicData uri="http://schemas.openxmlformats.org/drawingml/2006/picture">
+                      <pic:pic xmlns:pic="http://schemas.openxmlformats.org/drawingml/2006/picture">
+                        <pic:nvPicPr>
+                          <pic:cNvPr id="1739605825" name=""/>
+                          <pic:cNvPicPr/>
+                        </pic:nvPicPr>
+                        <pic:blipFill>
+                          <a:blip r:embed="rId7"/>
+                          <a:stretch>
+                            <a:fillRect/>
+                          </a:stretch>
+                        </pic:blipFill>
+                        <pic:spPr>
+                          <a:xfrm>
+                            <a:off x="0" y="0"/>
+                            <a:ext cx="1209894" cy="590657"/>
+                          </a:xfrm>
+                          <a:prstGeom prst="rect">
+                            <a:avLst/>
+                          </a:prstGeom>
+                        </pic:spPr>
+                      </pic:pic>
+                    </a:graphicData>
+                  </a:graphic>
+                </wp:inline>
+              </w:drawing>
+            </w:r>
+          </w:p>
+          <w:p>
+            <w:pPr>
+              <w:pStyle w:val="ListParagraph"/>
+              <w:ind w:left="0"/>
+              <w:jc w:val="center"/>
+              <w:rPr>
+                <w:b/>
+                <w:bCs/>
+                <w:lang w:val="en-GB"/>
+              </w:rPr>
+            </w:pPr>
+          </w:p>
+          <w:p>
+            <w:pPr>
+              <w:pStyle w:val="ListParagraph"/>
+              <w:ind w:left="0"/>
+              <w:jc w:val="center"/>
+              <w:rPr>
+                <w:b/>
+                <w:bCs/>
+                <w:lang w:val="en-GB"/>
+              </w:rPr>
+            </w:pPr>
+            <w:r>
+              <w:rPr>
+                <w:b/>
+                <w:bCs/>
+                <w:lang w:val="en-GB"/>
+              </w:rPr>
+              <w:t>Phạm Duy Thuận</w:t>
+            </w:r>
+          </w:p>
         </w:tc>
         <w:tc>
           <w:tcPr>
@@ -761,6 +845,20 @@
         </w:rPr>
         <w:t>:</w:t>
       </w:r>
+      <w:r>
+        <w:rPr>
+          <w:rFonts w:eastAsiaTheme="majorEastAsia"/>
+          <w:lang w:eastAsia="ja-JP"/>
+        </w:rPr>
+        <w:t xml:space="preserve"> </w:t>
+      </w:r>
+      <w:r>
+        <w:rPr>
+          <w:rFonts w:eastAsiaTheme="majorEastAsia"/>
+          <w:lang w:eastAsia="ja-JP"/>
+        </w:rPr>
+        <w:t>https://github.com/thuanpd/PTIT/blob/main/xu_ly_tin_hieu_so/lesson1.py</w:t>
+      </w:r>
     </w:p>
     <w:p>
       <w:pPr>
@@ -793,15 +891,7 @@
           <w:b/>
           <w:bCs/>
         </w:rPr>
-        <w:t xml:space="preserve"> </w:t>
-      </w:r>
-      <w:r>
-        <w:rPr>
-          <w:rFonts w:eastAsiaTheme="majorEastAsia"/>
-          <w:b/>
-          <w:bCs/>
-        </w:rPr>
-        <w:t xml:space="preserve">Vẽ tín hiệu z = x + y trong miền thời gian. </w:t>
+        <w:t xml:space="preserve"> Vẽ tín hiệu z = x + y trong miền thời gian. </w:t>
       </w:r>
     </w:p>
     <w:p>
@@ -817,6 +907,7 @@
         <w:rPr>
           <w:rFonts w:eastAsiaTheme="minorEastAsia"/>
           <w:b/>
+          <w:noProof/>
           <w:lang w:eastAsia="ja-JP"/>
         </w:rPr>
         <w:drawing>
@@ -835,7 +926,7 @@
                     <pic:cNvPicPr/>
                   </pic:nvPicPr>
                   <pic:blipFill>
-                    <a:blip r:embed="rId7"/>
+                    <a:blip r:embed="rId8"/>
                     <a:stretch>
                       <a:fillRect/>
                     </a:stretch>
@@ -920,6 +1011,7 @@
         <w:rPr>
           <w:rFonts w:eastAsiaTheme="minorEastAsia"/>
           <w:b/>
+          <w:noProof/>
           <w:lang w:eastAsia="ja-JP"/>
         </w:rPr>
         <w:lastRenderedPageBreak/>
@@ -939,7 +1031,7 @@
                     <pic:cNvPicPr/>
                   </pic:nvPicPr>
                   <pic:blipFill>
-                    <a:blip r:embed="rId8"/>
+                    <a:blip r:embed="rId9"/>
                     <a:stretch>
                       <a:fillRect/>
                     </a:stretch>
@@ -996,6 +1088,7 @@
         <w:rPr>
           <w:rFonts w:eastAsiaTheme="minorEastAsia"/>
           <w:b/>
+          <w:noProof/>
           <w:lang w:eastAsia="ja-JP"/>
         </w:rPr>
         <w:drawing>
@@ -1014,7 +1107,7 @@
                     <pic:cNvPicPr/>
                   </pic:nvPicPr>
                   <pic:blipFill>
-                    <a:blip r:embed="rId9"/>
+                    <a:blip r:embed="rId10"/>
                     <a:stretch>
                       <a:fillRect/>
                     </a:stretch>
@@ -1073,6 +1166,7 @@
         <w:rPr>
           <w:rFonts w:eastAsiaTheme="minorEastAsia"/>
           <w:b/>
+          <w:noProof/>
           <w:lang w:eastAsia="ja-JP"/>
         </w:rPr>
         <w:drawing>
@@ -1091,7 +1185,7 @@
                     <pic:cNvPicPr/>
                   </pic:nvPicPr>
                   <pic:blipFill>
-                    <a:blip r:embed="rId10"/>
+                    <a:blip r:embed="rId11"/>
                     <a:stretch>
                       <a:fillRect/>
                     </a:stretch>
@@ -1160,6 +1254,17 @@
     </w:p>
     <w:p>
       <w:pPr>
+        <w:spacing w:line="360" w:lineRule="auto"/>
+      </w:pPr>
+      <w:r>
+        <w:t xml:space="preserve">Link source code: </w:t>
+      </w:r>
+      <w:r>
+        <w:t>https://github.com/thuanpd/PTIT/blob/main/xu_ly_tin_hieu_so/lesson2.py</w:t>
+      </w:r>
+    </w:p>
+    <w:p>
+      <w:pPr>
         <w:spacing w:after="160" w:line="259" w:lineRule="auto"/>
         <w:rPr>
           <w:rFonts w:eastAsiaTheme="minorEastAsia"/>
@@ -1171,6 +1276,7 @@
         <w:rPr>
           <w:rFonts w:eastAsiaTheme="minorEastAsia"/>
           <w:b/>
+          <w:noProof/>
           <w:lang w:eastAsia="ja-JP"/>
         </w:rPr>
         <w:drawing>
@@ -1189,7 +1295,7 @@
                     <pic:cNvPicPr/>
                   </pic:nvPicPr>
                   <pic:blipFill>
-                    <a:blip r:embed="rId11"/>
+                    <a:blip r:embed="rId12"/>
                     <a:stretch>
                       <a:fillRect/>
                     </a:stretch>
@@ -1300,6 +1406,7 @@
         <w:rPr>
           <w:rFonts w:eastAsiaTheme="minorEastAsia"/>
           <w:b/>
+          <w:noProof/>
           <w:color w:val="FF0000"/>
           <w:sz w:val="28"/>
           <w:szCs w:val="28"/>
@@ -1321,7 +1428,7 @@
                     <pic:cNvPicPr/>
                   </pic:nvPicPr>
                   <pic:blipFill>
-                    <a:blip r:embed="rId12"/>
+                    <a:blip r:embed="rId13"/>
                     <a:stretch>
                       <a:fillRect/>
                     </a:stretch>
@@ -1383,6 +1490,7 @@
         <w:rPr>
           <w:rFonts w:eastAsiaTheme="minorEastAsia"/>
           <w:b/>
+          <w:noProof/>
           <w:color w:val="FF0000"/>
           <w:sz w:val="28"/>
           <w:szCs w:val="28"/>
@@ -1404,7 +1512,7 @@
                     <pic:cNvPicPr/>
                   </pic:nvPicPr>
                   <pic:blipFill>
-                    <a:blip r:embed="rId13"/>
+                    <a:blip r:embed="rId14"/>
                     <a:stretch>
                       <a:fillRect/>
                     </a:stretch>
@@ -1482,7 +1590,7 @@
         <w:pStyle w:val="ListParagraph"/>
         <w:spacing w:after="160" w:line="259" w:lineRule="auto"/>
         <w:rPr>
-          <w:rFonts w:eastAsiaTheme="minorEastAsia" w:hint="eastAsia"/>
+          <w:rFonts w:eastAsiaTheme="minorEastAsia"/>
           <w:b/>
           <w:color w:val="FF0000"/>
           <w:sz w:val="28"/>
@@ -1510,7 +1618,7 @@
                     <pic:cNvPicPr/>
                   </pic:nvPicPr>
                   <pic:blipFill>
-                    <a:blip r:embed="rId14"/>
+                    <a:blip r:embed="rId15"/>
                     <a:stretch>
                       <a:fillRect/>
                     </a:stretch>
@@ -1532,7 +1640,7 @@
       </w:r>
     </w:p>
     <w:sectPr>
-      <w:headerReference w:type="default" r:id="rId15"/>
+      <w:headerReference w:type="default" r:id="rId16"/>
       <w:pgSz w:w="11907" w:h="16840" w:code="9"/>
       <w:pgMar w:top="851" w:right="851" w:bottom="851" w:left="851" w:header="720" w:footer="720" w:gutter="0"/>
       <w:cols w:space="708"/>
